--- a/_build/docx/03_Внедрение_и_коллектив/5_Чек-лист_контрольных_точек_30-60-90.docx
+++ b/_build/docx/03_Внедрение_и_коллектив/5_Чек-лист_контрольных_точек_30-60-90.docx
@@ -28,7 +28,7 @@
         <w:rPr>
           <w:rFonts w:ascii="Times New Roman" w:hAnsi="Times New Roman"/>
         </w:rPr>
-        <w:t>(этап 5 ROADMAP, план `1_План_внедрения_30-60-90.md`). Заполняется на встрече,</w:t>
+        <w:t>(в связке с планом внедрения 30/60/90). Заполняется на встрече,</w:t>
       </w:r>
     </w:p>
     <w:p>
@@ -46,7 +46,7 @@
           <w:b/>
           <w:sz w:val="26"/>
         </w:rPr>
-        <w:t>Контрольная точка +30 дней (~25.07.2026)</w:t>
+        <w:t>Контрольная точка +30 дней от даты назначения</w:t>
       </w:r>
     </w:p>
     <w:p>
@@ -80,6 +80,9 @@
         <w:gridCol w:w="1662"/>
       </w:tblGrid>
       <w:tr>
+        <w:trPr>
+          <w:tblHeader w:val="true"/>
+        </w:trPr>
         <w:tc>
           <w:tcPr>
             <w:tcW w:type="dxa" w:w="1662"/>
@@ -196,7 +199,7 @@
                 <w:rFonts w:ascii="Times New Roman" w:hAnsi="Times New Roman"/>
                 <w:sz w:val="22"/>
               </w:rPr>
-              <w:t>Реестр объектов и сроков составлен и актуален</w:t>
+              <w:t>Рабочий журнал отдела заведён, объекты и сроки актуальны</w:t>
             </w:r>
           </w:p>
         </w:tc>
@@ -250,7 +253,7 @@
                 <w:rFonts w:ascii="Times New Roman" w:hAnsi="Times New Roman"/>
                 <w:sz w:val="22"/>
               </w:rPr>
-              <w:t>Задачи распределены, журнал распределения задач ведётся</w:t>
+              <w:t>Задачи распределены и зафиксированы в рабочем журнале</w:t>
             </w:r>
           </w:p>
         </w:tc>
@@ -304,7 +307,7 @@
                 <w:rFonts w:ascii="Times New Roman" w:hAnsi="Times New Roman"/>
                 <w:sz w:val="22"/>
               </w:rPr>
-              <w:t>Каждый выпускаемый чертёж проходит нормоконтроль (журнал ведётся)</w:t>
+              <w:t>Каждый выпускаемый чертёж проходит нормоконтроль (отметка «прошёл» в рабочем журнале)</w:t>
             </w:r>
           </w:p>
         </w:tc>
@@ -534,7 +537,7 @@
           <w:b/>
           <w:sz w:val="26"/>
         </w:rPr>
-        <w:t>Контрольная точка +60 дней (~25.08.2026)</w:t>
+        <w:t>Контрольная точка +60 дней от даты назначения</w:t>
       </w:r>
     </w:p>
     <w:p>
@@ -568,6 +571,9 @@
         <w:gridCol w:w="1662"/>
       </w:tblGrid>
       <w:tr>
+        <w:trPr>
+          <w:tblHeader w:val="true"/>
+        </w:trPr>
         <w:tc>
           <w:tcPr>
             <w:tcW w:type="dxa" w:w="1662"/>
@@ -792,7 +798,7 @@
                 <w:rFonts w:ascii="Times New Roman" w:hAnsi="Times New Roman"/>
                 <w:sz w:val="22"/>
               </w:rPr>
-              <w:t>Еженедельная отчётность идёт регулярно</w:t>
+              <w:t>Рабочий журнал ведётся актуально, замдиректора видит по нему картину</w:t>
             </w:r>
           </w:p>
         </w:tc>
@@ -968,7 +974,7 @@
           <w:b/>
           <w:sz w:val="26"/>
         </w:rPr>
-        <w:t>Контрольная точка +90 дней (~25.09.2026) — итоговая оценка</w:t>
+        <w:t>Контрольная точка +90 дней от даты назначения — итоговая оценка</w:t>
       </w:r>
     </w:p>
     <w:p>
@@ -1002,6 +1008,9 @@
         <w:gridCol w:w="1662"/>
       </w:tblGrid>
       <w:tr>
+        <w:trPr>
+          <w:tblHeader w:val="true"/>
+        </w:trPr>
         <w:tc>
           <w:tcPr>
             <w:tcW w:type="dxa" w:w="1662"/>
@@ -1280,7 +1289,7 @@
                 <w:rFonts w:ascii="Times New Roman" w:hAnsi="Times New Roman"/>
                 <w:sz w:val="22"/>
               </w:rPr>
-              <w:t>Табель, график отпусков, журналы ведутся без срывов</w:t>
+              <w:t>Табель, график отпусков, рабочий журнал ведутся без срывов</w:t>
             </w:r>
           </w:p>
         </w:tc>
@@ -1388,7 +1397,7 @@
                 <w:rFonts w:ascii="Times New Roman" w:hAnsi="Times New Roman"/>
                 <w:sz w:val="22"/>
               </w:rPr>
-              <w:t>Руководство получает регулярные отчёты, вопросы решаются без эскалаций</w:t>
+              <w:t>Руководство видит картину по рабочему журналу, вопросы решаются без эскалаций</w:t>
             </w:r>
           </w:p>
         </w:tc>
@@ -1479,6 +1488,9 @@
         <w:gridCol w:w="4986"/>
       </w:tblGrid>
       <w:tr>
+        <w:trPr>
+          <w:tblHeader w:val="true"/>
+        </w:trPr>
         <w:tc>
           <w:tcPr>
             <w:tcW w:type="dxa" w:w="4986"/>
@@ -1505,7 +1517,7 @@
                 <w:b/>
                 <w:sz w:val="22"/>
               </w:rPr>
-              <w:t>Руководитель отдела</w:t>
+              <w:t>Начальник отдела</w:t>
             </w:r>
           </w:p>
         </w:tc>

--- a/_build/docx/03_Внедрение_и_коллектив/5_Чек-лист_контрольных_точек_30-60-90.docx
+++ b/_build/docx/03_Внедрение_и_коллектив/5_Чек-лист_контрольных_точек_30-60-90.docx
@@ -72,12 +72,12 @@
         <w:tblLook w:firstColumn="1" w:firstRow="1" w:lastColumn="0" w:lastRow="0" w:noHBand="0" w:noVBand="1" w:val="04A0"/>
       </w:tblPr>
       <w:tblGrid>
-        <w:gridCol w:w="1662"/>
-        <w:gridCol w:w="1662"/>
-        <w:gridCol w:w="1662"/>
-        <w:gridCol w:w="1662"/>
-        <w:gridCol w:w="1662"/>
-        <w:gridCol w:w="1662"/>
+        <w:gridCol w:w="1606"/>
+        <w:gridCol w:w="1606"/>
+        <w:gridCol w:w="1606"/>
+        <w:gridCol w:w="1606"/>
+        <w:gridCol w:w="1606"/>
+        <w:gridCol w:w="1606"/>
       </w:tblGrid>
       <w:tr>
         <w:trPr>
@@ -85,7 +85,7 @@
         </w:trPr>
         <w:tc>
           <w:tcPr>
-            <w:tcW w:type="dxa" w:w="1662"/>
+            <w:tcW w:type="dxa" w:w="1606"/>
           </w:tcPr>
           <w:p>
             <w:r>
@@ -100,7 +100,7 @@
         </w:tc>
         <w:tc>
           <w:tcPr>
-            <w:tcW w:type="dxa" w:w="1662"/>
+            <w:tcW w:type="dxa" w:w="1606"/>
           </w:tcPr>
           <w:p>
             <w:r>
@@ -115,7 +115,7 @@
         </w:tc>
         <w:tc>
           <w:tcPr>
-            <w:tcW w:type="dxa" w:w="1662"/>
+            <w:tcW w:type="dxa" w:w="1606"/>
           </w:tcPr>
           <w:p>
             <w:r>
@@ -130,7 +130,7 @@
         </w:tc>
         <w:tc>
           <w:tcPr>
-            <w:tcW w:type="dxa" w:w="1662"/>
+            <w:tcW w:type="dxa" w:w="1606"/>
           </w:tcPr>
           <w:p>
             <w:r>
@@ -145,7 +145,7 @@
         </w:tc>
         <w:tc>
           <w:tcPr>
-            <w:tcW w:type="dxa" w:w="1662"/>
+            <w:tcW w:type="dxa" w:w="1606"/>
           </w:tcPr>
           <w:p>
             <w:r>
@@ -160,7 +160,7 @@
         </w:tc>
         <w:tc>
           <w:tcPr>
-            <w:tcW w:type="dxa" w:w="1662"/>
+            <w:tcW w:type="dxa" w:w="1606"/>
           </w:tcPr>
           <w:p>
             <w:r>
@@ -177,7 +177,7 @@
       <w:tr>
         <w:tc>
           <w:tcPr>
-            <w:tcW w:type="dxa" w:w="1662"/>
+            <w:tcW w:type="dxa" w:w="1606"/>
           </w:tcPr>
           <w:p>
             <w:r>
@@ -191,7 +191,7 @@
         </w:tc>
         <w:tc>
           <w:tcPr>
-            <w:tcW w:type="dxa" w:w="1662"/>
+            <w:tcW w:type="dxa" w:w="1606"/>
           </w:tcPr>
           <w:p>
             <w:r>
@@ -205,25 +205,25 @@
         </w:tc>
         <w:tc>
           <w:tcPr>
-            <w:tcW w:type="dxa" w:w="1662"/>
+            <w:tcW w:type="dxa" w:w="1606"/>
           </w:tcPr>
           <w:p/>
         </w:tc>
         <w:tc>
           <w:tcPr>
-            <w:tcW w:type="dxa" w:w="1662"/>
+            <w:tcW w:type="dxa" w:w="1606"/>
           </w:tcPr>
           <w:p/>
         </w:tc>
         <w:tc>
           <w:tcPr>
-            <w:tcW w:type="dxa" w:w="1662"/>
+            <w:tcW w:type="dxa" w:w="1606"/>
           </w:tcPr>
           <w:p/>
         </w:tc>
         <w:tc>
           <w:tcPr>
-            <w:tcW w:type="dxa" w:w="1662"/>
+            <w:tcW w:type="dxa" w:w="1606"/>
           </w:tcPr>
           <w:p/>
         </w:tc>
@@ -231,7 +231,7 @@
       <w:tr>
         <w:tc>
           <w:tcPr>
-            <w:tcW w:type="dxa" w:w="1662"/>
+            <w:tcW w:type="dxa" w:w="1606"/>
           </w:tcPr>
           <w:p>
             <w:r>
@@ -245,7 +245,7 @@
         </w:tc>
         <w:tc>
           <w:tcPr>
-            <w:tcW w:type="dxa" w:w="1662"/>
+            <w:tcW w:type="dxa" w:w="1606"/>
           </w:tcPr>
           <w:p>
             <w:r>
@@ -259,25 +259,25 @@
         </w:tc>
         <w:tc>
           <w:tcPr>
-            <w:tcW w:type="dxa" w:w="1662"/>
+            <w:tcW w:type="dxa" w:w="1606"/>
           </w:tcPr>
           <w:p/>
         </w:tc>
         <w:tc>
           <w:tcPr>
-            <w:tcW w:type="dxa" w:w="1662"/>
+            <w:tcW w:type="dxa" w:w="1606"/>
           </w:tcPr>
           <w:p/>
         </w:tc>
         <w:tc>
           <w:tcPr>
-            <w:tcW w:type="dxa" w:w="1662"/>
+            <w:tcW w:type="dxa" w:w="1606"/>
           </w:tcPr>
           <w:p/>
         </w:tc>
         <w:tc>
           <w:tcPr>
-            <w:tcW w:type="dxa" w:w="1662"/>
+            <w:tcW w:type="dxa" w:w="1606"/>
           </w:tcPr>
           <w:p/>
         </w:tc>
@@ -285,7 +285,7 @@
       <w:tr>
         <w:tc>
           <w:tcPr>
-            <w:tcW w:type="dxa" w:w="1662"/>
+            <w:tcW w:type="dxa" w:w="1606"/>
           </w:tcPr>
           <w:p>
             <w:r>
@@ -299,7 +299,7 @@
         </w:tc>
         <w:tc>
           <w:tcPr>
-            <w:tcW w:type="dxa" w:w="1662"/>
+            <w:tcW w:type="dxa" w:w="1606"/>
           </w:tcPr>
           <w:p>
             <w:r>
@@ -313,25 +313,25 @@
         </w:tc>
         <w:tc>
           <w:tcPr>
-            <w:tcW w:type="dxa" w:w="1662"/>
+            <w:tcW w:type="dxa" w:w="1606"/>
           </w:tcPr>
           <w:p/>
         </w:tc>
         <w:tc>
           <w:tcPr>
-            <w:tcW w:type="dxa" w:w="1662"/>
+            <w:tcW w:type="dxa" w:w="1606"/>
           </w:tcPr>
           <w:p/>
         </w:tc>
         <w:tc>
           <w:tcPr>
-            <w:tcW w:type="dxa" w:w="1662"/>
+            <w:tcW w:type="dxa" w:w="1606"/>
           </w:tcPr>
           <w:p/>
         </w:tc>
         <w:tc>
           <w:tcPr>
-            <w:tcW w:type="dxa" w:w="1662"/>
+            <w:tcW w:type="dxa" w:w="1606"/>
           </w:tcPr>
           <w:p/>
         </w:tc>
@@ -339,7 +339,7 @@
       <w:tr>
         <w:tc>
           <w:tcPr>
-            <w:tcW w:type="dxa" w:w="1662"/>
+            <w:tcW w:type="dxa" w:w="1606"/>
           </w:tcPr>
           <w:p>
             <w:r>
@@ -353,7 +353,7 @@
         </w:tc>
         <w:tc>
           <w:tcPr>
-            <w:tcW w:type="dxa" w:w="1662"/>
+            <w:tcW w:type="dxa" w:w="1606"/>
           </w:tcPr>
           <w:p>
             <w:r>
@@ -367,25 +367,25 @@
         </w:tc>
         <w:tc>
           <w:tcPr>
-            <w:tcW w:type="dxa" w:w="1662"/>
+            <w:tcW w:type="dxa" w:w="1606"/>
           </w:tcPr>
           <w:p/>
         </w:tc>
         <w:tc>
           <w:tcPr>
-            <w:tcW w:type="dxa" w:w="1662"/>
+            <w:tcW w:type="dxa" w:w="1606"/>
           </w:tcPr>
           <w:p/>
         </w:tc>
         <w:tc>
           <w:tcPr>
-            <w:tcW w:type="dxa" w:w="1662"/>
+            <w:tcW w:type="dxa" w:w="1606"/>
           </w:tcPr>
           <w:p/>
         </w:tc>
         <w:tc>
           <w:tcPr>
-            <w:tcW w:type="dxa" w:w="1662"/>
+            <w:tcW w:type="dxa" w:w="1606"/>
           </w:tcPr>
           <w:p/>
         </w:tc>
@@ -393,7 +393,7 @@
       <w:tr>
         <w:tc>
           <w:tcPr>
-            <w:tcW w:type="dxa" w:w="1662"/>
+            <w:tcW w:type="dxa" w:w="1606"/>
           </w:tcPr>
           <w:p>
             <w:r>
@@ -407,7 +407,7 @@
         </w:tc>
         <w:tc>
           <w:tcPr>
-            <w:tcW w:type="dxa" w:w="1662"/>
+            <w:tcW w:type="dxa" w:w="1606"/>
           </w:tcPr>
           <w:p>
             <w:r>
@@ -421,25 +421,25 @@
         </w:tc>
         <w:tc>
           <w:tcPr>
-            <w:tcW w:type="dxa" w:w="1662"/>
+            <w:tcW w:type="dxa" w:w="1606"/>
           </w:tcPr>
           <w:p/>
         </w:tc>
         <w:tc>
           <w:tcPr>
-            <w:tcW w:type="dxa" w:w="1662"/>
+            <w:tcW w:type="dxa" w:w="1606"/>
           </w:tcPr>
           <w:p/>
         </w:tc>
         <w:tc>
           <w:tcPr>
-            <w:tcW w:type="dxa" w:w="1662"/>
+            <w:tcW w:type="dxa" w:w="1606"/>
           </w:tcPr>
           <w:p/>
         </w:tc>
         <w:tc>
           <w:tcPr>
-            <w:tcW w:type="dxa" w:w="1662"/>
+            <w:tcW w:type="dxa" w:w="1606"/>
           </w:tcPr>
           <w:p/>
         </w:tc>
@@ -447,7 +447,7 @@
       <w:tr>
         <w:tc>
           <w:tcPr>
-            <w:tcW w:type="dxa" w:w="1662"/>
+            <w:tcW w:type="dxa" w:w="1606"/>
           </w:tcPr>
           <w:p>
             <w:r>
@@ -461,7 +461,7 @@
         </w:tc>
         <w:tc>
           <w:tcPr>
-            <w:tcW w:type="dxa" w:w="1662"/>
+            <w:tcW w:type="dxa" w:w="1606"/>
           </w:tcPr>
           <w:p>
             <w:r>
@@ -475,25 +475,25 @@
         </w:tc>
         <w:tc>
           <w:tcPr>
-            <w:tcW w:type="dxa" w:w="1662"/>
+            <w:tcW w:type="dxa" w:w="1606"/>
           </w:tcPr>
           <w:p/>
         </w:tc>
         <w:tc>
           <w:tcPr>
-            <w:tcW w:type="dxa" w:w="1662"/>
+            <w:tcW w:type="dxa" w:w="1606"/>
           </w:tcPr>
           <w:p/>
         </w:tc>
         <w:tc>
           <w:tcPr>
-            <w:tcW w:type="dxa" w:w="1662"/>
+            <w:tcW w:type="dxa" w:w="1606"/>
           </w:tcPr>
           <w:p/>
         </w:tc>
         <w:tc>
           <w:tcPr>
-            <w:tcW w:type="dxa" w:w="1662"/>
+            <w:tcW w:type="dxa" w:w="1606"/>
           </w:tcPr>
           <w:p/>
         </w:tc>
@@ -563,12 +563,12 @@
         <w:tblLook w:firstColumn="1" w:firstRow="1" w:lastColumn="0" w:lastRow="0" w:noHBand="0" w:noVBand="1" w:val="04A0"/>
       </w:tblPr>
       <w:tblGrid>
-        <w:gridCol w:w="1662"/>
-        <w:gridCol w:w="1662"/>
-        <w:gridCol w:w="1662"/>
-        <w:gridCol w:w="1662"/>
-        <w:gridCol w:w="1662"/>
-        <w:gridCol w:w="1662"/>
+        <w:gridCol w:w="1606"/>
+        <w:gridCol w:w="1606"/>
+        <w:gridCol w:w="1606"/>
+        <w:gridCol w:w="1606"/>
+        <w:gridCol w:w="1606"/>
+        <w:gridCol w:w="1606"/>
       </w:tblGrid>
       <w:tr>
         <w:trPr>
@@ -576,7 +576,7 @@
         </w:trPr>
         <w:tc>
           <w:tcPr>
-            <w:tcW w:type="dxa" w:w="1662"/>
+            <w:tcW w:type="dxa" w:w="1606"/>
           </w:tcPr>
           <w:p>
             <w:r>
@@ -591,7 +591,7 @@
         </w:tc>
         <w:tc>
           <w:tcPr>
-            <w:tcW w:type="dxa" w:w="1662"/>
+            <w:tcW w:type="dxa" w:w="1606"/>
           </w:tcPr>
           <w:p>
             <w:r>
@@ -606,7 +606,7 @@
         </w:tc>
         <w:tc>
           <w:tcPr>
-            <w:tcW w:type="dxa" w:w="1662"/>
+            <w:tcW w:type="dxa" w:w="1606"/>
           </w:tcPr>
           <w:p>
             <w:r>
@@ -621,7 +621,7 @@
         </w:tc>
         <w:tc>
           <w:tcPr>
-            <w:tcW w:type="dxa" w:w="1662"/>
+            <w:tcW w:type="dxa" w:w="1606"/>
           </w:tcPr>
           <w:p>
             <w:r>
@@ -636,7 +636,7 @@
         </w:tc>
         <w:tc>
           <w:tcPr>
-            <w:tcW w:type="dxa" w:w="1662"/>
+            <w:tcW w:type="dxa" w:w="1606"/>
           </w:tcPr>
           <w:p>
             <w:r>
@@ -651,7 +651,7 @@
         </w:tc>
         <w:tc>
           <w:tcPr>
-            <w:tcW w:type="dxa" w:w="1662"/>
+            <w:tcW w:type="dxa" w:w="1606"/>
           </w:tcPr>
           <w:p>
             <w:r>
@@ -668,7 +668,7 @@
       <w:tr>
         <w:tc>
           <w:tcPr>
-            <w:tcW w:type="dxa" w:w="1662"/>
+            <w:tcW w:type="dxa" w:w="1606"/>
           </w:tcPr>
           <w:p>
             <w:r>
@@ -682,7 +682,7 @@
         </w:tc>
         <w:tc>
           <w:tcPr>
-            <w:tcW w:type="dxa" w:w="1662"/>
+            <w:tcW w:type="dxa" w:w="1606"/>
           </w:tcPr>
           <w:p>
             <w:r>
@@ -696,25 +696,25 @@
         </w:tc>
         <w:tc>
           <w:tcPr>
-            <w:tcW w:type="dxa" w:w="1662"/>
+            <w:tcW w:type="dxa" w:w="1606"/>
           </w:tcPr>
           <w:p/>
         </w:tc>
         <w:tc>
           <w:tcPr>
-            <w:tcW w:type="dxa" w:w="1662"/>
+            <w:tcW w:type="dxa" w:w="1606"/>
           </w:tcPr>
           <w:p/>
         </w:tc>
         <w:tc>
           <w:tcPr>
-            <w:tcW w:type="dxa" w:w="1662"/>
+            <w:tcW w:type="dxa" w:w="1606"/>
           </w:tcPr>
           <w:p/>
         </w:tc>
         <w:tc>
           <w:tcPr>
-            <w:tcW w:type="dxa" w:w="1662"/>
+            <w:tcW w:type="dxa" w:w="1606"/>
           </w:tcPr>
           <w:p/>
         </w:tc>
@@ -722,7 +722,7 @@
       <w:tr>
         <w:tc>
           <w:tcPr>
-            <w:tcW w:type="dxa" w:w="1662"/>
+            <w:tcW w:type="dxa" w:w="1606"/>
           </w:tcPr>
           <w:p>
             <w:r>
@@ -736,7 +736,7 @@
         </w:tc>
         <w:tc>
           <w:tcPr>
-            <w:tcW w:type="dxa" w:w="1662"/>
+            <w:tcW w:type="dxa" w:w="1606"/>
           </w:tcPr>
           <w:p>
             <w:r>
@@ -750,25 +750,25 @@
         </w:tc>
         <w:tc>
           <w:tcPr>
-            <w:tcW w:type="dxa" w:w="1662"/>
+            <w:tcW w:type="dxa" w:w="1606"/>
           </w:tcPr>
           <w:p/>
         </w:tc>
         <w:tc>
           <w:tcPr>
-            <w:tcW w:type="dxa" w:w="1662"/>
+            <w:tcW w:type="dxa" w:w="1606"/>
           </w:tcPr>
           <w:p/>
         </w:tc>
         <w:tc>
           <w:tcPr>
-            <w:tcW w:type="dxa" w:w="1662"/>
+            <w:tcW w:type="dxa" w:w="1606"/>
           </w:tcPr>
           <w:p/>
         </w:tc>
         <w:tc>
           <w:tcPr>
-            <w:tcW w:type="dxa" w:w="1662"/>
+            <w:tcW w:type="dxa" w:w="1606"/>
           </w:tcPr>
           <w:p/>
         </w:tc>
@@ -776,7 +776,7 @@
       <w:tr>
         <w:tc>
           <w:tcPr>
-            <w:tcW w:type="dxa" w:w="1662"/>
+            <w:tcW w:type="dxa" w:w="1606"/>
           </w:tcPr>
           <w:p>
             <w:r>
@@ -790,7 +790,7 @@
         </w:tc>
         <w:tc>
           <w:tcPr>
-            <w:tcW w:type="dxa" w:w="1662"/>
+            <w:tcW w:type="dxa" w:w="1606"/>
           </w:tcPr>
           <w:p>
             <w:r>
@@ -804,25 +804,25 @@
         </w:tc>
         <w:tc>
           <w:tcPr>
-            <w:tcW w:type="dxa" w:w="1662"/>
+            <w:tcW w:type="dxa" w:w="1606"/>
           </w:tcPr>
           <w:p/>
         </w:tc>
         <w:tc>
           <w:tcPr>
-            <w:tcW w:type="dxa" w:w="1662"/>
+            <w:tcW w:type="dxa" w:w="1606"/>
           </w:tcPr>
           <w:p/>
         </w:tc>
         <w:tc>
           <w:tcPr>
-            <w:tcW w:type="dxa" w:w="1662"/>
+            <w:tcW w:type="dxa" w:w="1606"/>
           </w:tcPr>
           <w:p/>
         </w:tc>
         <w:tc>
           <w:tcPr>
-            <w:tcW w:type="dxa" w:w="1662"/>
+            <w:tcW w:type="dxa" w:w="1606"/>
           </w:tcPr>
           <w:p/>
         </w:tc>
@@ -830,7 +830,7 @@
       <w:tr>
         <w:tc>
           <w:tcPr>
-            <w:tcW w:type="dxa" w:w="1662"/>
+            <w:tcW w:type="dxa" w:w="1606"/>
           </w:tcPr>
           <w:p>
             <w:r>
@@ -844,7 +844,7 @@
         </w:tc>
         <w:tc>
           <w:tcPr>
-            <w:tcW w:type="dxa" w:w="1662"/>
+            <w:tcW w:type="dxa" w:w="1606"/>
           </w:tcPr>
           <w:p>
             <w:r>
@@ -858,25 +858,25 @@
         </w:tc>
         <w:tc>
           <w:tcPr>
-            <w:tcW w:type="dxa" w:w="1662"/>
+            <w:tcW w:type="dxa" w:w="1606"/>
           </w:tcPr>
           <w:p/>
         </w:tc>
         <w:tc>
           <w:tcPr>
-            <w:tcW w:type="dxa" w:w="1662"/>
+            <w:tcW w:type="dxa" w:w="1606"/>
           </w:tcPr>
           <w:p/>
         </w:tc>
         <w:tc>
           <w:tcPr>
-            <w:tcW w:type="dxa" w:w="1662"/>
+            <w:tcW w:type="dxa" w:w="1606"/>
           </w:tcPr>
           <w:p/>
         </w:tc>
         <w:tc>
           <w:tcPr>
-            <w:tcW w:type="dxa" w:w="1662"/>
+            <w:tcW w:type="dxa" w:w="1606"/>
           </w:tcPr>
           <w:p/>
         </w:tc>
@@ -884,7 +884,7 @@
       <w:tr>
         <w:tc>
           <w:tcPr>
-            <w:tcW w:type="dxa" w:w="1662"/>
+            <w:tcW w:type="dxa" w:w="1606"/>
           </w:tcPr>
           <w:p>
             <w:r>
@@ -898,7 +898,7 @@
         </w:tc>
         <w:tc>
           <w:tcPr>
-            <w:tcW w:type="dxa" w:w="1662"/>
+            <w:tcW w:type="dxa" w:w="1606"/>
           </w:tcPr>
           <w:p>
             <w:r>
@@ -912,25 +912,25 @@
         </w:tc>
         <w:tc>
           <w:tcPr>
-            <w:tcW w:type="dxa" w:w="1662"/>
+            <w:tcW w:type="dxa" w:w="1606"/>
           </w:tcPr>
           <w:p/>
         </w:tc>
         <w:tc>
           <w:tcPr>
-            <w:tcW w:type="dxa" w:w="1662"/>
+            <w:tcW w:type="dxa" w:w="1606"/>
           </w:tcPr>
           <w:p/>
         </w:tc>
         <w:tc>
           <w:tcPr>
-            <w:tcW w:type="dxa" w:w="1662"/>
+            <w:tcW w:type="dxa" w:w="1606"/>
           </w:tcPr>
           <w:p/>
         </w:tc>
         <w:tc>
           <w:tcPr>
-            <w:tcW w:type="dxa" w:w="1662"/>
+            <w:tcW w:type="dxa" w:w="1606"/>
           </w:tcPr>
           <w:p/>
         </w:tc>
@@ -1000,12 +1000,12 @@
         <w:tblLook w:firstColumn="1" w:firstRow="1" w:lastColumn="0" w:lastRow="0" w:noHBand="0" w:noVBand="1" w:val="04A0"/>
       </w:tblPr>
       <w:tblGrid>
-        <w:gridCol w:w="1662"/>
-        <w:gridCol w:w="1662"/>
-        <w:gridCol w:w="1662"/>
-        <w:gridCol w:w="1662"/>
-        <w:gridCol w:w="1662"/>
-        <w:gridCol w:w="1662"/>
+        <w:gridCol w:w="1606"/>
+        <w:gridCol w:w="1606"/>
+        <w:gridCol w:w="1606"/>
+        <w:gridCol w:w="1606"/>
+        <w:gridCol w:w="1606"/>
+        <w:gridCol w:w="1606"/>
       </w:tblGrid>
       <w:tr>
         <w:trPr>
@@ -1013,7 +1013,7 @@
         </w:trPr>
         <w:tc>
           <w:tcPr>
-            <w:tcW w:type="dxa" w:w="1662"/>
+            <w:tcW w:type="dxa" w:w="1606"/>
           </w:tcPr>
           <w:p>
             <w:r>
@@ -1028,7 +1028,7 @@
         </w:tc>
         <w:tc>
           <w:tcPr>
-            <w:tcW w:type="dxa" w:w="1662"/>
+            <w:tcW w:type="dxa" w:w="1606"/>
           </w:tcPr>
           <w:p>
             <w:r>
@@ -1043,7 +1043,7 @@
         </w:tc>
         <w:tc>
           <w:tcPr>
-            <w:tcW w:type="dxa" w:w="1662"/>
+            <w:tcW w:type="dxa" w:w="1606"/>
           </w:tcPr>
           <w:p>
             <w:r>
@@ -1058,7 +1058,7 @@
         </w:tc>
         <w:tc>
           <w:tcPr>
-            <w:tcW w:type="dxa" w:w="1662"/>
+            <w:tcW w:type="dxa" w:w="1606"/>
           </w:tcPr>
           <w:p>
             <w:r>
@@ -1073,7 +1073,7 @@
         </w:tc>
         <w:tc>
           <w:tcPr>
-            <w:tcW w:type="dxa" w:w="1662"/>
+            <w:tcW w:type="dxa" w:w="1606"/>
           </w:tcPr>
           <w:p>
             <w:r>
@@ -1088,7 +1088,7 @@
         </w:tc>
         <w:tc>
           <w:tcPr>
-            <w:tcW w:type="dxa" w:w="1662"/>
+            <w:tcW w:type="dxa" w:w="1606"/>
           </w:tcPr>
           <w:p>
             <w:r>
@@ -1105,7 +1105,7 @@
       <w:tr>
         <w:tc>
           <w:tcPr>
-            <w:tcW w:type="dxa" w:w="1662"/>
+            <w:tcW w:type="dxa" w:w="1606"/>
           </w:tcPr>
           <w:p>
             <w:r>
@@ -1119,7 +1119,7 @@
         </w:tc>
         <w:tc>
           <w:tcPr>
-            <w:tcW w:type="dxa" w:w="1662"/>
+            <w:tcW w:type="dxa" w:w="1606"/>
           </w:tcPr>
           <w:p>
             <w:r>
@@ -1133,25 +1133,25 @@
         </w:tc>
         <w:tc>
           <w:tcPr>
-            <w:tcW w:type="dxa" w:w="1662"/>
+            <w:tcW w:type="dxa" w:w="1606"/>
           </w:tcPr>
           <w:p/>
         </w:tc>
         <w:tc>
           <w:tcPr>
-            <w:tcW w:type="dxa" w:w="1662"/>
+            <w:tcW w:type="dxa" w:w="1606"/>
           </w:tcPr>
           <w:p/>
         </w:tc>
         <w:tc>
           <w:tcPr>
-            <w:tcW w:type="dxa" w:w="1662"/>
+            <w:tcW w:type="dxa" w:w="1606"/>
           </w:tcPr>
           <w:p/>
         </w:tc>
         <w:tc>
           <w:tcPr>
-            <w:tcW w:type="dxa" w:w="1662"/>
+            <w:tcW w:type="dxa" w:w="1606"/>
           </w:tcPr>
           <w:p/>
         </w:tc>
@@ -1159,7 +1159,7 @@
       <w:tr>
         <w:tc>
           <w:tcPr>
-            <w:tcW w:type="dxa" w:w="1662"/>
+            <w:tcW w:type="dxa" w:w="1606"/>
           </w:tcPr>
           <w:p>
             <w:r>
@@ -1173,7 +1173,7 @@
         </w:tc>
         <w:tc>
           <w:tcPr>
-            <w:tcW w:type="dxa" w:w="1662"/>
+            <w:tcW w:type="dxa" w:w="1606"/>
           </w:tcPr>
           <w:p>
             <w:r>
@@ -1187,25 +1187,25 @@
         </w:tc>
         <w:tc>
           <w:tcPr>
-            <w:tcW w:type="dxa" w:w="1662"/>
+            <w:tcW w:type="dxa" w:w="1606"/>
           </w:tcPr>
           <w:p/>
         </w:tc>
         <w:tc>
           <w:tcPr>
-            <w:tcW w:type="dxa" w:w="1662"/>
+            <w:tcW w:type="dxa" w:w="1606"/>
           </w:tcPr>
           <w:p/>
         </w:tc>
         <w:tc>
           <w:tcPr>
-            <w:tcW w:type="dxa" w:w="1662"/>
+            <w:tcW w:type="dxa" w:w="1606"/>
           </w:tcPr>
           <w:p/>
         </w:tc>
         <w:tc>
           <w:tcPr>
-            <w:tcW w:type="dxa" w:w="1662"/>
+            <w:tcW w:type="dxa" w:w="1606"/>
           </w:tcPr>
           <w:p/>
         </w:tc>
@@ -1213,7 +1213,7 @@
       <w:tr>
         <w:tc>
           <w:tcPr>
-            <w:tcW w:type="dxa" w:w="1662"/>
+            <w:tcW w:type="dxa" w:w="1606"/>
           </w:tcPr>
           <w:p>
             <w:r>
@@ -1227,7 +1227,7 @@
         </w:tc>
         <w:tc>
           <w:tcPr>
-            <w:tcW w:type="dxa" w:w="1662"/>
+            <w:tcW w:type="dxa" w:w="1606"/>
           </w:tcPr>
           <w:p>
             <w:r>
@@ -1241,25 +1241,25 @@
         </w:tc>
         <w:tc>
           <w:tcPr>
-            <w:tcW w:type="dxa" w:w="1662"/>
+            <w:tcW w:type="dxa" w:w="1606"/>
           </w:tcPr>
           <w:p/>
         </w:tc>
         <w:tc>
           <w:tcPr>
-            <w:tcW w:type="dxa" w:w="1662"/>
+            <w:tcW w:type="dxa" w:w="1606"/>
           </w:tcPr>
           <w:p/>
         </w:tc>
         <w:tc>
           <w:tcPr>
-            <w:tcW w:type="dxa" w:w="1662"/>
+            <w:tcW w:type="dxa" w:w="1606"/>
           </w:tcPr>
           <w:p/>
         </w:tc>
         <w:tc>
           <w:tcPr>
-            <w:tcW w:type="dxa" w:w="1662"/>
+            <w:tcW w:type="dxa" w:w="1606"/>
           </w:tcPr>
           <w:p/>
         </w:tc>
@@ -1267,7 +1267,7 @@
       <w:tr>
         <w:tc>
           <w:tcPr>
-            <w:tcW w:type="dxa" w:w="1662"/>
+            <w:tcW w:type="dxa" w:w="1606"/>
           </w:tcPr>
           <w:p>
             <w:r>
@@ -1281,7 +1281,7 @@
         </w:tc>
         <w:tc>
           <w:tcPr>
-            <w:tcW w:type="dxa" w:w="1662"/>
+            <w:tcW w:type="dxa" w:w="1606"/>
           </w:tcPr>
           <w:p>
             <w:r>
@@ -1295,25 +1295,25 @@
         </w:tc>
         <w:tc>
           <w:tcPr>
-            <w:tcW w:type="dxa" w:w="1662"/>
+            <w:tcW w:type="dxa" w:w="1606"/>
           </w:tcPr>
           <w:p/>
         </w:tc>
         <w:tc>
           <w:tcPr>
-            <w:tcW w:type="dxa" w:w="1662"/>
+            <w:tcW w:type="dxa" w:w="1606"/>
           </w:tcPr>
           <w:p/>
         </w:tc>
         <w:tc>
           <w:tcPr>
-            <w:tcW w:type="dxa" w:w="1662"/>
+            <w:tcW w:type="dxa" w:w="1606"/>
           </w:tcPr>
           <w:p/>
         </w:tc>
         <w:tc>
           <w:tcPr>
-            <w:tcW w:type="dxa" w:w="1662"/>
+            <w:tcW w:type="dxa" w:w="1606"/>
           </w:tcPr>
           <w:p/>
         </w:tc>
@@ -1321,7 +1321,7 @@
       <w:tr>
         <w:tc>
           <w:tcPr>
-            <w:tcW w:type="dxa" w:w="1662"/>
+            <w:tcW w:type="dxa" w:w="1606"/>
           </w:tcPr>
           <w:p>
             <w:r>
@@ -1335,7 +1335,7 @@
         </w:tc>
         <w:tc>
           <w:tcPr>
-            <w:tcW w:type="dxa" w:w="1662"/>
+            <w:tcW w:type="dxa" w:w="1606"/>
           </w:tcPr>
           <w:p>
             <w:r>
@@ -1349,25 +1349,25 @@
         </w:tc>
         <w:tc>
           <w:tcPr>
-            <w:tcW w:type="dxa" w:w="1662"/>
+            <w:tcW w:type="dxa" w:w="1606"/>
           </w:tcPr>
           <w:p/>
         </w:tc>
         <w:tc>
           <w:tcPr>
-            <w:tcW w:type="dxa" w:w="1662"/>
+            <w:tcW w:type="dxa" w:w="1606"/>
           </w:tcPr>
           <w:p/>
         </w:tc>
         <w:tc>
           <w:tcPr>
-            <w:tcW w:type="dxa" w:w="1662"/>
+            <w:tcW w:type="dxa" w:w="1606"/>
           </w:tcPr>
           <w:p/>
         </w:tc>
         <w:tc>
           <w:tcPr>
-            <w:tcW w:type="dxa" w:w="1662"/>
+            <w:tcW w:type="dxa" w:w="1606"/>
           </w:tcPr>
           <w:p/>
         </w:tc>
@@ -1375,7 +1375,7 @@
       <w:tr>
         <w:tc>
           <w:tcPr>
-            <w:tcW w:type="dxa" w:w="1662"/>
+            <w:tcW w:type="dxa" w:w="1606"/>
           </w:tcPr>
           <w:p>
             <w:r>
@@ -1389,7 +1389,7 @@
         </w:tc>
         <w:tc>
           <w:tcPr>
-            <w:tcW w:type="dxa" w:w="1662"/>
+            <w:tcW w:type="dxa" w:w="1606"/>
           </w:tcPr>
           <w:p>
             <w:r>
@@ -1403,25 +1403,25 @@
         </w:tc>
         <w:tc>
           <w:tcPr>
-            <w:tcW w:type="dxa" w:w="1662"/>
+            <w:tcW w:type="dxa" w:w="1606"/>
           </w:tcPr>
           <w:p/>
         </w:tc>
         <w:tc>
           <w:tcPr>
-            <w:tcW w:type="dxa" w:w="1662"/>
+            <w:tcW w:type="dxa" w:w="1606"/>
           </w:tcPr>
           <w:p/>
         </w:tc>
         <w:tc>
           <w:tcPr>
-            <w:tcW w:type="dxa" w:w="1662"/>
+            <w:tcW w:type="dxa" w:w="1606"/>
           </w:tcPr>
           <w:p/>
         </w:tc>
         <w:tc>
           <w:tcPr>
-            <w:tcW w:type="dxa" w:w="1662"/>
+            <w:tcW w:type="dxa" w:w="1606"/>
           </w:tcPr>
           <w:p/>
         </w:tc>
@@ -1484,8 +1484,8 @@
         <w:tblLook w:firstColumn="1" w:firstRow="1" w:lastColumn="0" w:lastRow="0" w:noHBand="0" w:noVBand="1" w:val="04A0"/>
       </w:tblPr>
       <w:tblGrid>
-        <w:gridCol w:w="4986"/>
-        <w:gridCol w:w="4986"/>
+        <w:gridCol w:w="4819"/>
+        <w:gridCol w:w="4819"/>
       </w:tblGrid>
       <w:tr>
         <w:trPr>
@@ -1493,7 +1493,7 @@
         </w:trPr>
         <w:tc>
           <w:tcPr>
-            <w:tcW w:type="dxa" w:w="4986"/>
+            <w:tcW w:type="dxa" w:w="4819"/>
           </w:tcPr>
           <w:p>
             <w:r>
@@ -1508,7 +1508,7 @@
         </w:tc>
         <w:tc>
           <w:tcPr>
-            <w:tcW w:type="dxa" w:w="4986"/>
+            <w:tcW w:type="dxa" w:w="4819"/>
           </w:tcPr>
           <w:p>
             <w:r>
@@ -1525,7 +1525,7 @@
       <w:tr>
         <w:tc>
           <w:tcPr>
-            <w:tcW w:type="dxa" w:w="4986"/>
+            <w:tcW w:type="dxa" w:w="4819"/>
           </w:tcPr>
           <w:p>
             <w:r>
@@ -1539,7 +1539,7 @@
         </w:tc>
         <w:tc>
           <w:tcPr>
-            <w:tcW w:type="dxa" w:w="4986"/>
+            <w:tcW w:type="dxa" w:w="4819"/>
           </w:tcPr>
           <w:p>
             <w:r>
@@ -1555,7 +1555,7 @@
       <w:tr>
         <w:tc>
           <w:tcPr>
-            <w:tcW w:type="dxa" w:w="4986"/>
+            <w:tcW w:type="dxa" w:w="4819"/>
           </w:tcPr>
           <w:p>
             <w:r>
@@ -1569,7 +1569,7 @@
         </w:tc>
         <w:tc>
           <w:tcPr>
-            <w:tcW w:type="dxa" w:w="4986"/>
+            <w:tcW w:type="dxa" w:w="4819"/>
           </w:tcPr>
           <w:p>
             <w:r>
@@ -1585,7 +1585,7 @@
     </w:tbl>
     <w:p/>
     <w:sectPr>
-      <w:pgSz w:w="12240" w:h="15840"/>
+      <w:pgSz w:w="11906" w:h="16838"/>
       <w:pgMar w:top="1134" w:right="850" w:bottom="1134" w:left="1417" w:header="720" w:footer="720" w:gutter="0"/>
       <w:cols w:space="720"/>
       <w:docGrid w:linePitch="360"/>
